--- a/LD-02_数据模型详细设计.docx
+++ b/LD-02_数据模型详细设计.docx
@@ -569,6 +569,68 @@
             <w:pPr>
               <w:spacing w:after="40" w:before="40" w:line="283" w:lineRule="auto"/>
             </w:pPr>
+            <w:r>
+              <w:t>0</w:t>
+            </w:r>
+            <w:r>
+              <w:rPr>
+                <w:rFonts w:ascii="微软雅黑" w:hAnsi="微软雅黑" w:eastAsia="微软雅黑"/>
+                <w:b w:val="0"/>
+                <w:sz w:val="18"/>
+              </w:rPr>
+            </w:r>
+          </w:p>
+        </w:tc>
+        <w:tc>
+          <w:tcPr>
+            <w:tcW w:type="dxa" w:w="4535"/>
+          </w:tcPr>
+          <w:p>
+            <w:pPr>
+              <w:spacing w:after="40" w:before="40" w:line="283" w:lineRule="auto"/>
+            </w:pPr>
+            <w:r>
+              <w:t>core.fact_call_leg</w:t>
+            </w:r>
+            <w:r>
+              <w:rPr>
+                <w:rFonts w:ascii="微软雅黑" w:hAnsi="微软雅黑" w:eastAsia="微软雅黑"/>
+                <w:b w:val="0"/>
+                <w:sz w:val="18"/>
+              </w:rPr>
+            </w:r>
+          </w:p>
+        </w:tc>
+        <w:tc>
+          <w:tcPr>
+            <w:tcW w:type="dxa" w:w="1247"/>
+          </w:tcPr>
+          <w:p>
+            <w:pPr>
+              <w:spacing w:after="40" w:before="40" w:line="283" w:lineRule="auto"/>
+            </w:pPr>
+            <w:r>
+              <w:t>一张 ICP 话单 ＝ 一通电话经过的一个设备（IVR · 技能队列 · 坐席）</w:t>
+            </w:r>
+            <w:r>
+              <w:rPr>
+                <w:rFonts w:ascii="微软雅黑" w:hAnsi="微软雅黑" w:eastAsia="微软雅黑"/>
+                <w:b w:val="0"/>
+                <w:sz w:val="18"/>
+              </w:rPr>
+            </w:r>
+          </w:p>
+        </w:tc>
+      </w:tr>
+      <w:tr>
+        <w:tc>
+          <w:tcPr>
+            <w:tcW w:type="dxa" w:w="3175"/>
+          </w:tcPr>
+          <w:p>
+            <w:pPr>
+              <w:spacing w:after="40" w:before="40" w:line="283" w:lineRule="auto"/>
+            </w:pPr>
             <w:r/>
             <w:r>
               <w:rPr>
@@ -607,14 +669,15 @@
             <w:pPr>
               <w:spacing w:after="40" w:before="40" w:line="283" w:lineRule="auto"/>
             </w:pPr>
-            <w:r/>
+            <w:r>
+              <w:t>一通电话（来源 ICP）。由腿级聚合构建，不独立接入（DD-66）</w:t>
+            </w:r>
             <w:r>
               <w:rPr>
                 <w:rFonts w:ascii="微软雅黑" w:hAnsi="微软雅黑" w:eastAsia="微软雅黑"/>
                 <w:b w:val="0"/>
                 <w:sz w:val="18"/>
               </w:rPr>
-              <w:t>一通电话（来源 ICP）</w:t>
             </w:r>
           </w:p>
         </w:tc>
@@ -942,14 +1005,15 @@
             <w:pPr>
               <w:spacing w:after="40" w:before="40" w:line="283" w:lineRule="auto"/>
             </w:pPr>
-            <w:r/>
+            <w:r>
+              <w:t>core.fact_agent_session</w:t>
+            </w:r>
             <w:r>
               <w:rPr>
                 <w:rFonts w:ascii="微软雅黑" w:hAnsi="微软雅黑" w:eastAsia="微软雅黑"/>
                 <w:b w:val="0"/>
                 <w:sz w:val="18"/>
               </w:rPr>
-              <w:t>core.fact_agent_state</w:t>
             </w:r>
           </w:p>
         </w:tc>
@@ -961,14 +1025,77 @@
             <w:pPr>
               <w:spacing w:after="40" w:before="40" w:line="283" w:lineRule="auto"/>
             </w:pPr>
-            <w:r/>
+            <w:r>
+              <w:t>一段坐席签入区间（来源 ICP 明细接口）</w:t>
+            </w:r>
             <w:r>
               <w:rPr>
                 <w:rFonts w:ascii="微软雅黑" w:hAnsi="微软雅黑" w:eastAsia="微软雅黑"/>
                 <w:b w:val="0"/>
                 <w:sz w:val="18"/>
               </w:rPr>
-              <w:t>一段坐席状态（来源 ICP）</w:t>
+            </w:r>
+          </w:p>
+        </w:tc>
+      </w:tr>
+      <w:tr>
+        <w:tc>
+          <w:tcPr>
+            <w:tcW w:type="dxa" w:w="3175"/>
+          </w:tcPr>
+          <w:p>
+            <w:pPr>
+              <w:spacing w:after="40" w:before="40" w:line="283" w:lineRule="auto"/>
+            </w:pPr>
+            <w:r>
+              <w:t>旁</w:t>
+            </w:r>
+            <w:r>
+              <w:rPr>
+                <w:rFonts w:ascii="微软雅黑" w:hAnsi="微软雅黑" w:eastAsia="微软雅黑"/>
+                <w:b w:val="0"/>
+                <w:sz w:val="18"/>
+              </w:rPr>
+            </w:r>
+          </w:p>
+        </w:tc>
+        <w:tc>
+          <w:tcPr>
+            <w:tcW w:type="dxa" w:w="4535"/>
+          </w:tcPr>
+          <w:p>
+            <w:pPr>
+              <w:spacing w:after="40" w:before="40" w:line="283" w:lineRule="auto"/>
+            </w:pPr>
+            <w:r>
+              <w:t>core.fact_agent_day</w:t>
+            </w:r>
+            <w:r>
+              <w:rPr>
+                <w:rFonts w:ascii="微软雅黑" w:hAnsi="微软雅黑" w:eastAsia="微软雅黑"/>
+                <w:b w:val="0"/>
+                <w:sz w:val="18"/>
+              </w:rPr>
+            </w:r>
+          </w:p>
+        </w:tc>
+        <w:tc>
+          <w:tcPr>
+            <w:tcW w:type="dxa" w:w="1247"/>
+          </w:tcPr>
+          <w:p>
+            <w:pPr>
+              <w:spacing w:after="40" w:before="40" w:line="283" w:lineRule="auto"/>
+            </w:pPr>
+            <w:r>
+              <w:t>一名坐席一天的状态时长累计（来源 ICP 平台历史指标，DD-65）</w:t>
+            </w:r>
+            <w:r>
+              <w:rPr>
+                <w:rFonts w:ascii="微软雅黑" w:hAnsi="微软雅黑" w:eastAsia="微软雅黑"/>
+                <w:b w:val="0"/>
+                <w:sz w:val="18"/>
+              </w:rPr>
             </w:r>
           </w:p>
         </w:tc>
@@ -1975,6 +2102,63 @@
       </w:tr>
     </w:tbl>
     <w:p/>
+    <w:p>
+      <w:pPr>
+        <w:pStyle w:val="Heading2"/>
+      </w:pPr>
+      <w:r>
+        <w:rPr>
+          <w:rFonts w:ascii="微软雅黑" w:hAnsi="微软雅黑" w:eastAsia="微软雅黑"/>
+          <w:b/>
+          <w:sz w:val="25"/>
+        </w:rPr>
+        <w:t>3.3  话务的粒度不是「一通电话」</w:t>
+      </w:r>
+    </w:p>
+    <w:p>
+      <w:pPr/>
+      <w:r>
+        <w:rPr>
+          <w:rFonts w:ascii="微软雅黑" w:hAnsi="微软雅黑" w:eastAsia="微软雅黑"/>
+          <w:b w:val="0"/>
+          <w:sz w:val="21"/>
+        </w:rPr>
+        <w:t>ICP 的话单是「呼叫每经过一个设备一行」，一通电话走 IVR、技能队列、坐席会产生多行，靠 CALLID 串起来，CALLIDNUM 为腿内序号（1 为首腿，-1 为末腿）。这不是接口的实现细节，而是话务领域的真实粒度：等待发生在排队腿上，通话发生在坐席腿上，转接表现为同一通呼叫出现第二个坐席腿。</w:t>
+      </w:r>
+    </w:p>
+    <w:p>
+      <w:pPr/>
+      <w:r>
+        <w:rPr>
+          <w:rFonts w:ascii="微软雅黑" w:hAnsi="微软雅黑" w:eastAsia="微软雅黑"/>
+          <w:b w:val="0"/>
+          <w:sz w:val="21"/>
+        </w:rPr>
+        <w:t>因此话务拆成两张表（DD-66）。core.fact_call_leg 与话单一行一一对应，是唯一的接入落点；core.fact_call 为通话级，由腿级聚合构建，每一列都必须能从腿级重算。按坐席的指标一律从腿级算，通话级只服务于通话粒度的报表与快速归属。</w:t>
+      </w:r>
+    </w:p>
+    <w:p>
+      <w:pPr/>
+      <w:r>
+        <w:rPr>
+          <w:rFonts w:ascii="微软雅黑" w:hAnsi="微软雅黑" w:eastAsia="微软雅黑"/>
+          <w:b w:val="0"/>
+          <w:sz w:val="21"/>
+        </w:rPr>
+        <w:t>这样做的代价是多一张表和一次聚合，换来的是两件事：一、接入侧不做解释，口径分歧永远能回到话单行上查；二、通话级与腿级不会各自算出一个数——两条路算同一个指标是口径分裂最常见的来源，这里从结构上堵死。</w:t>
+      </w:r>
+    </w:p>
+    <w:p>
+      <w:pPr/>
+      <w:r>
+        <w:rPr>
+          <w:rFonts w:ascii="微软雅黑" w:hAnsi="微软雅黑" w:eastAsia="微软雅黑"/>
+          <w:b w:val="0"/>
+          <w:sz w:val="21"/>
+        </w:rPr>
+        <w:t>坐席侧同理但方向相反。签入签出平台给的是区间明细，落入 core.fact_agent_session，可按班次窗口求交（DD-53）；而各状态时长平台只给日累计，落入 core.fact_agent_day，不可下钻、不可按班次切分（DD-65）。同一张报表里这两类指标的可切分性不同，须在报表规格中写明。</w:t>
+      </w:r>
+    </w:p>
     <w:p>
       <w:pPr>
         <w:pStyle w:val="Heading1"/>

--- a/LD-02_数据模型详细设计.docx
+++ b/LD-02_数据模型详细设计.docx
@@ -2157,6 +2157,17 @@
           <w:sz w:val="21"/>
         </w:rPr>
         <w:t>坐席侧同理但方向相反。签入签出平台给的是区间明细，落入 core.fact_agent_session，可按班次窗口求交（DD-53）；而各状态时长平台只给日累计，落入 core.fact_agent_day，不可下钻、不可按班次切分（DD-65）。同一张报表里这两类指标的可切分性不同，须在报表规格中写明。</w:t>
+      </w:r>
+    </w:p>
+    <w:p>
+      <w:pPr/>
+      <w:r>
+        <w:rPr>
+          <w:rFonts w:ascii="微软雅黑" w:hAnsi="微软雅黑" w:eastAsia="微软雅黑"/>
+          <w:b w:val="0"/>
+          <w:sz w:val="21"/>
+        </w:rPr>
+        <w:t>随之补上两处原本缺失的落点。core.dim_queue 是技能队列维（SCD2，双语名）——此前话务事实只有队列编码而无维度，报表按技能队列分组时拿不到名字，改名后历史报表也会跟着变。需要强调的是技能队列是路由能力标签，不是组织结构，更不是 CAD 的警种：技能队列决定这通电话由谁接，警种决定接完之后派谁去，二者禁止一对一映射。另有 meta.reference_value 作为小码表的统一落点（休息原因、业务类型、等待与离开原因），行数少、无需 SCD2、不值得各建一张维度表；源端删除时置为非当前而不删行，因为历史事实仍引用它。</w:t>
       </w:r>
     </w:p>
     <w:p>

--- a/LD-02_数据模型详细设计.docx
+++ b/LD-02_数据模型详细设计.docx
@@ -4766,6 +4766,68 @@
           </w:p>
         </w:tc>
       </w:tr>
+      <w:tr>
+        <w:tc>
+          <w:tcPr>
+            <w:tcW w:type="dxa" w:w="3175"/>
+          </w:tcPr>
+          <w:p>
+            <w:pPr>
+              <w:spacing w:after="40" w:before="40" w:line="283" w:lineRule="auto"/>
+            </w:pPr>
+            <w:r>
+              <w:t>IR-28（T-22）</w:t>
+            </w:r>
+            <w:r>
+              <w:rPr>
+                <w:rFonts w:ascii="微软雅黑" w:hAnsi="微软雅黑" w:eastAsia="微软雅黑"/>
+                <w:b w:val="0"/>
+                <w:sz w:val="18"/>
+              </w:rPr>
+            </w:r>
+          </w:p>
+        </w:tc>
+        <w:tc>
+          <w:tcPr>
+            <w:tcW w:type="dxa" w:w="4535"/>
+          </w:tcPr>
+          <w:p>
+            <w:pPr>
+              <w:spacing w:after="40" w:before="40" w:line="283" w:lineRule="auto"/>
+            </w:pPr>
+            <w:r>
+              <w:t>客户反馈（满意度回访）的采集方与形态</w:t>
+            </w:r>
+            <w:r>
+              <w:rPr>
+                <w:rFonts w:ascii="微软雅黑" w:hAnsi="微软雅黑" w:eastAsia="微软雅黑"/>
+                <w:b w:val="0"/>
+                <w:sz w:val="18"/>
+              </w:rPr>
+            </w:r>
+          </w:p>
+        </w:tc>
+        <w:tc>
+          <w:tcPr>
+            <w:tcW w:type="dxa" w:w="1247"/>
+          </w:tcPr>
+          <w:p>
+            <w:pPr>
+              <w:spacing w:after="40" w:before="40" w:line="283" w:lineRule="auto"/>
+            </w:pPr>
+            <w:r>
+              <w:t>承载它的事实表尚未设计——形态未知就建表等于猜。M-P03 至 M-P05 的 source_tables 暂为空，D-15 客户反馈看板与 R-31 无数据来源。答复到位后一并补表与指标来源。注意与反馈单（警员处置反馈）不是一回事，见本章命名陷阱</w:t>
+            </w:r>
+            <w:r>
+              <w:rPr>
+                <w:rFonts w:ascii="微软雅黑" w:hAnsi="微软雅黑" w:eastAsia="微软雅黑"/>
+                <w:b w:val="0"/>
+                <w:sz w:val="18"/>
+              </w:rPr>
+            </w:r>
+          </w:p>
+        </w:tc>
+      </w:tr>
     </w:tbl>
     <w:p/>
     <w:p>

--- a/LD-02_数据模型详细设计.docx
+++ b/LD-02_数据模型详细设计.docx
@@ -3033,6 +3033,21 @@
     <w:p/>
     <w:p>
       <w:pPr>
+        <w:spacing w:before="0" w:after="80"/>
+        <w:jc w:val="center"/>
+      </w:pPr>
+      <w:r>
+        <w:rPr>
+          <w:rFonts w:ascii="微软雅黑" w:hAnsi="微软雅黑" w:eastAsia="微软雅黑"/>
+          <w:b w:val="0"/>
+          <w:color w:val="4B5563"/>
+          <w:sz w:val="20"/>
+        </w:rPr>
+        <w:t>raw 表只能由结构变更建，接入程序不得在运行时自建。理由在属主：对象的属主天然拥有 DELETE 与 TRUNCATE，接入程序若自建 raw 表即成其属主，「只追加」随之退回靠约定（DD-02）。由结构变更建表、归属主角色，接入角色只被授予 SELECT 与 INSERT，只追加就由数据库授权执行。因此每一份接入契约的 target_raw 都对应一个结构变更（DD-73 · DD-74）。</w:t>
+      </w:r>
+    </w:p>
+    <w:p>
+      <w:pPr>
         <w:pStyle w:val="Heading1"/>
       </w:pPr>
       <w:r>
@@ -3590,6 +3605,36 @@
     </w:p>
     <w:p>
       <w:pPr>
+        <w:spacing w:before="0" w:after="80"/>
+        <w:jc w:val="center"/>
+      </w:pPr>
+      <w:r>
+        <w:rPr>
+          <w:rFonts w:ascii="微软雅黑" w:hAnsi="微软雅黑" w:eastAsia="微软雅黑"/>
+          <w:b w:val="0"/>
+          <w:color w:val="4B5563"/>
+          <w:sz w:val="20"/>
+        </w:rPr>
+        <w:t>隔离区（LD-01 7.2）以登记实现，不以搬移实现：未通过校验的批次照常落入 raw——raw 是源端交来什么就记什么的原始记录，「交来过一批坏数据」本身也是要留的事实——同时在 meta.quarantine_batch 登记一行，记批次标识、运行标识、来源、失败原因、状态（待处理 · 已放行 · 已丢弃）以及处理人、处理时间与理由。staging 模型只读取未被隔离或已放行的批次。放行必须填写理由，不允许无理由放行；丢弃只改登记状态，不删 raw 中的数据。这样隔离不需要第二份数据副本，也不破坏 raw 只追加（DD-76）。</w:t>
+      </w:r>
+    </w:p>
+    <w:p>
+      <w:pPr>
+        <w:spacing w:before="0" w:after="80"/>
+        <w:jc w:val="center"/>
+      </w:pPr>
+      <w:r>
+        <w:rPr>
+          <w:rFonts w:ascii="微软雅黑" w:hAnsi="微软雅黑" w:eastAsia="微软雅黑"/>
+          <w:b w:val="0"/>
+          <w:color w:val="4B5563"/>
+          <w:sz w:val="20"/>
+        </w:rPr>
+        <w:t>运行参数的热调另记于 audit.runtime_param_change_log，与 audit.reference_data_change_log、audit.permission_change_log 并列，只增不改。它不写入 meta.run_log：后者是接入运行的记录，source_id、contract_version 与 outcome 必填且 outcome 只取四个接入结果，热调记录在结构上写不进去；放宽约束则会同时放松对接入记录本身的约束（DD-75）。</w:t>
+      </w:r>
+    </w:p>
+    <w:p>
+      <w:pPr>
         <w:pStyle w:val="Heading1"/>
       </w:pPr>
       <w:r>
@@ -3960,7 +4005,237 @@
           <w:b/>
           <w:sz w:val="30"/>
         </w:rPr>
-        <w:t>13  交付物</w:t>
+        <w:t>13  对象属主与分层写权限</w:t>
+      </w:r>
+    </w:p>
+    <w:p>
+      <w:pPr>
+        <w:spacing w:before="0" w:after="80"/>
+        <w:jc w:val="center"/>
+      </w:pPr>
+      <w:r>
+        <w:rPr>
+          <w:rFonts w:ascii="微软雅黑" w:hAnsi="微软雅黑" w:eastAsia="微软雅黑"/>
+          <w:b w:val="0"/>
+          <w:color w:val="4B5563"/>
+          <w:sz w:val="20"/>
+        </w:rPr>
+        <w:t>七层 schema 的边界（第 1 章）若只写在文档里，就只靠约定维持。本章把它落到数据库授权上：谁拥有哪一层、谁能写哪一层，由角色决定，违反时数据库直接拒绝，而不是等到某天有人发现 raw 被改过（DD-74）。</w:t>
+      </w:r>
+    </w:p>
+    <w:p>
+      <w:pPr>
+        <w:pStyle w:val="Heading2"/>
+      </w:pPr>
+      <w:r>
+        <w:rPr>
+          <w:rFonts w:ascii="微软雅黑" w:hAnsi="微软雅黑" w:eastAsia="微软雅黑"/>
+          <w:b/>
+          <w:sz w:val="25"/>
+        </w:rPr>
+        <w:t>13.1  五个权限角色</w:t>
+      </w:r>
+    </w:p>
+    <w:p>
+      <w:pPr>
+        <w:spacing w:before="0" w:after="80"/>
+        <w:jc w:val="center"/>
+      </w:pPr>
+      <w:r>
+        <w:rPr>
+          <w:rFonts w:ascii="微软雅黑" w:hAnsi="微软雅黑" w:eastAsia="微软雅黑"/>
+          <w:b w:val="0"/>
+          <w:color w:val="4B5563"/>
+          <w:sz w:val="20"/>
+        </w:rPr>
+        <w:t>五个角色都不能登录。可登录用户按环境由剧本建立并加入相应角色——角色定义随发布制品进入生产，用户名与口令不进制品。</w:t>
+      </w:r>
+    </w:p>
+    <w:p>
+      <w:pPr>
+        <w:spacing w:before="0" w:after="80"/>
+        <w:jc w:val="center"/>
+      </w:pPr>
+      <w:r>
+        <w:rPr>
+          <w:rFonts w:ascii="微软雅黑" w:hAnsi="微软雅黑" w:eastAsia="微软雅黑"/>
+          <w:b w:val="0"/>
+          <w:color w:val="4B5563"/>
+          <w:sz w:val="20"/>
+        </w:rPr>
+        <w:t>oss911_owner：持有七个 schema，以及 raw、core、meta、audit 中的全部对象。没有任何程序以它的身份运行。</w:t>
+      </w:r>
+    </w:p>
+    <w:p>
+      <w:pPr>
+        <w:spacing w:before="0" w:after="80"/>
+        <w:jc w:val="center"/>
+      </w:pPr>
+      <w:r>
+        <w:rPr>
+          <w:rFonts w:ascii="微软雅黑" w:hAnsi="微软雅黑" w:eastAsia="微软雅黑"/>
+          <w:b w:val="0"/>
+          <w:color w:val="4B5563"/>
+          <w:sz w:val="20"/>
+        </w:rPr>
+        <w:t>oss911_ingest（接入）：对 raw 只有 SELECT 与 INSERT，没有 UPDATE、DELETE、TRUNCATE；另写 meta 中的水位、运行日志、值剖析与映射登记。raw 只追加由此执行（DD-02）。</w:t>
+      </w:r>
+    </w:p>
+    <w:p>
+      <w:pPr>
+        <w:spacing w:before="0" w:after="80"/>
+        <w:jc w:val="center"/>
+      </w:pPr>
+      <w:r>
+        <w:rPr>
+          <w:rFonts w:ascii="微软雅黑" w:hAnsi="微软雅黑" w:eastAsia="微软雅黑"/>
+          <w:b w:val="0"/>
+          <w:color w:val="4B5563"/>
+          <w:sz w:val="20"/>
+        </w:rPr>
+        <w:t>oss911_transform（dbt）：对 raw 只读；对 core 可增删改但不能 DROP；staging、mart、ai 由它在运行时建，归它所有。mart 与 ai 只从 core 构建（DD-03）。</w:t>
+      </w:r>
+    </w:p>
+    <w:p>
+      <w:pPr>
+        <w:spacing w:before="0" w:after="80"/>
+        <w:jc w:val="center"/>
+      </w:pPr>
+      <w:r>
+        <w:rPr>
+          <w:rFonts w:ascii="微软雅黑" w:hAnsi="微软雅黑" w:eastAsia="微软雅黑"/>
+          <w:b w:val="0"/>
+          <w:color w:val="4B5563"/>
+          <w:sz w:val="20"/>
+        </w:rPr>
+        <w:t>oss911_query_svc（服务层查询路径）：读 core、mart、ai 与 meta；对 audit 只有 INSERT，用于每次查询的访问与投递留痕（DD-17）。它不是纯只读角色，这一点容易被误设。</w:t>
+      </w:r>
+    </w:p>
+    <w:p>
+      <w:pPr>
+        <w:spacing w:before="0" w:after="80"/>
+        <w:jc w:val="center"/>
+      </w:pPr>
+      <w:r>
+        <w:rPr>
+          <w:rFonts w:ascii="微软雅黑" w:hAnsi="微软雅黑" w:eastAsia="微软雅黑"/>
+          <w:b w:val="0"/>
+          <w:color w:val="4B5563"/>
+          <w:sz w:val="20"/>
+        </w:rPr>
+        <w:t>oss911_admin_svc（服务层管理路径）：继承 query_svc，另写权限矩阵与参照配置表及其变更留痕，可查 audit（M-07）。与查询路径分开，是为了让调用量最大、暴露面最大的查询路径即使被打穿，也改不了字段可见性矩阵（LD-06 2.1）。</w:t>
+      </w:r>
+    </w:p>
+    <w:p>
+      <w:pPr>
+        <w:pStyle w:val="Heading2"/>
+      </w:pPr>
+      <w:r>
+        <w:rPr>
+          <w:rFonts w:ascii="微软雅黑" w:hAnsi="微软雅黑" w:eastAsia="微软雅黑"/>
+          <w:b/>
+          <w:sz w:val="25"/>
+        </w:rPr>
+        <w:t>13.2  按层分属主</w:t>
+      </w:r>
+    </w:p>
+    <w:p>
+      <w:pPr>
+        <w:spacing w:before="0" w:after="80"/>
+        <w:jc w:val="center"/>
+      </w:pPr>
+      <w:r>
+        <w:rPr>
+          <w:rFonts w:ascii="微软雅黑" w:hAnsi="微软雅黑" w:eastAsia="微软雅黑"/>
+          <w:b w:val="0"/>
+          <w:color w:val="4B5563"/>
+          <w:sz w:val="20"/>
+        </w:rPr>
+        <w:t>raw、core、meta、audit 由结构变更建，归 oss911_owner；staging、mart、ai 由 dbt 运行时建，归 oss911_transform。ALTER DEFAULT PRIVILEGES 只管授权、不管属主——它保证新对象自动授权给其他角色，但属主仍是建表的那个角色。</w:t>
+      </w:r>
+    </w:p>
+    <w:p>
+      <w:pPr>
+        <w:spacing w:before="0" w:after="80"/>
+        <w:jc w:val="center"/>
+      </w:pPr>
+      <w:r>
+        <w:rPr>
+          <w:rFonts w:ascii="微软雅黑" w:hAnsi="微软雅黑" w:eastAsia="微软雅黑"/>
+          <w:b w:val="0"/>
+          <w:color w:val="4B5563"/>
+          <w:sz w:val="20"/>
+        </w:rPr>
+        <w:t>由此产生三条写代码时必须守的约束：一、dbt 的 profile 必须设 role: oss911_transform，否则新表的属主是 dbt 的登录用户，默认权限不生效，服务层读不到 mart。二、core 模型只能以增量方式写入既有表——core 表由结构变更定义且为分区表，dbt 不是属主，不能 DROP，--full-refresh 会失败，这是期望的行为。三、raw 表必须由结构变更建，接入程序不得自建（第 9 章）。</w:t>
+      </w:r>
+    </w:p>
+    <w:p>
+      <w:pPr>
+        <w:pStyle w:val="Heading2"/>
+      </w:pPr>
+      <w:r>
+        <w:rPr>
+          <w:rFonts w:ascii="微软雅黑" w:hAnsi="微软雅黑" w:eastAsia="微软雅黑"/>
+          <w:b/>
+          <w:sz w:val="25"/>
+        </w:rPr>
+        <w:t>13.3  分区函数</w:t>
+      </w:r>
+    </w:p>
+    <w:p>
+      <w:pPr>
+        <w:spacing w:before="0" w:after="80"/>
+        <w:jc w:val="center"/>
+      </w:pPr>
+      <w:r>
+        <w:rPr>
+          <w:rFonts w:ascii="微软雅黑" w:hAnsi="微软雅黑" w:eastAsia="微软雅黑"/>
+          <w:b w:val="0"/>
+          <w:color w:val="4B5563"/>
+          <w:sz w:val="20"/>
+        </w:rPr>
+        <w:t>CREATE TABLE … PARTITION OF 要求调用者是父表的属主，而编排每日调用 meta.ensure_daily_partitions 时并不是。该函数因此改为 SECURITY DEFINER，以属主身份执行，search_path 钉死，并收窄到 core 与 audit 的分区表；EXECUTE 只授 oss911_transform，core 与 meta 的函数一律收回 PUBLIC 的 EXECUTE。</w:t>
+      </w:r>
+    </w:p>
+    <w:p>
+      <w:pPr>
+        <w:pStyle w:val="Heading2"/>
+      </w:pPr>
+      <w:r>
+        <w:rPr>
+          <w:rFonts w:ascii="微软雅黑" w:hAnsi="微软雅黑" w:eastAsia="微软雅黑"/>
+          <w:b/>
+          <w:sz w:val="25"/>
+        </w:rPr>
+        <w:t>13.4  写权限只授有依据的</w:t>
+      </w:r>
+    </w:p>
+    <w:p>
+      <w:pPr>
+        <w:spacing w:before="0" w:after="80"/>
+        <w:jc w:val="center"/>
+      </w:pPr>
+      <w:r>
+        <w:rPr>
+          <w:rFonts w:ascii="微软雅黑" w:hAnsi="微软雅黑" w:eastAsia="微软雅黑"/>
+          <w:b w:val="0"/>
+          <w:color w:val="4B5563"/>
+          <w:sz w:val="20"/>
+        </w:rPr>
+        <w:t>依据不明的写权限本次一律不授。代码写到时报错，届时以新增结构变更补授，并在提交说明里写明依据——宁可多一次报错，也不预先放出一条没人说得清为什么存在的写权限。当前未授的有：meta.clarification_queue、meta.reference_value 的新码入表、meta.field_availability 与 meta.metric_availability、audit.sla_probe 与 audit.sla_daily（探测执行者待 IR-21）。</w:t>
+      </w:r>
+    </w:p>
+    <w:p>
+      <w:pPr>
+        <w:pStyle w:val="Heading1"/>
+      </w:pPr>
+      <w:r>
+        <w:rPr>
+          <w:rFonts w:ascii="微软雅黑" w:hAnsi="微软雅黑" w:eastAsia="微软雅黑"/>
+          <w:b/>
+          <w:sz w:val="30"/>
+        </w:rPr>
+        <w:t>14  交付物</w:t>
       </w:r>
     </w:p>
     <w:tbl>
@@ -4202,7 +4477,7 @@
           <w:b/>
           <w:sz w:val="30"/>
         </w:rPr>
-        <w:t>14  待确认项</w:t>
+        <w:t>15  待确认项</w:t>
       </w:r>
     </w:p>
     <w:tbl>

--- a/LD-02_数据模型详细设计.docx
+++ b/LD-02_数据模型详细设计.docx
@@ -2493,7 +2493,7 @@
           <w:b w:val="0"/>
           <w:sz w:val="21"/>
         </w:rPr>
-        <w:t>代价是 16 字节而非 8，且哈希型 UUID 没有时间局部性。在本项目不构成问题：峰值 5 万呼叫每日平均不足 1 行每秒，事实表按天分区使单分区索引很小，连接主要发生在夜间模型构建而不在查询路径上（DD-01 已把加工层排除在查询链路之外）。</w:t>
+        <w:t>代价是 16 字节而非 8，且哈希型 UUID 没有时间局部性。在本项目不构成问题：峰值 5 万呼叫每日平均不足 1 行每秒，事实表按月分区（DD-77），单分区不过数百万行，索引很小，连接主要发生在夜间模型构建而不在查询路径上（DD-01 已把加工层排除在查询链路之外）。</w:t>
       </w:r>
     </w:p>
     <w:p>
@@ -3285,14 +3285,8 @@
             <w:pPr>
               <w:spacing w:after="40" w:before="40" w:line="283" w:lineRule="auto"/>
             </w:pPr>
-            <w:r/>
             <w:r>
-              <w:rPr>
-                <w:rFonts w:ascii="微软雅黑" w:hAnsi="微软雅黑" w:eastAsia="微软雅黑"/>
-                <w:b w:val="0"/>
-                <w:sz w:val="18"/>
-              </w:rPr>
-              <w:t>日粒度聚合带 close_version，封账后的分区冻结；修正以新版本行表达，不改旧行</w:t>
+              <w:t>日粒度聚合带 close_version，封账为逻辑冻结：以 close_version 与修正行表达，不改旧行，不依赖分区物理只读——按月分区时一个分区内同时有已封账与未封账的日子（DD-77）</w:t>
             </w:r>
           </w:p>
         </w:tc>
@@ -4194,7 +4188,7 @@
           <w:color w:val="4B5563"/>
           <w:sz w:val="20"/>
         </w:rPr>
-        <w:t>CREATE TABLE … PARTITION OF 要求调用者是父表的属主，而编排每日调用 meta.ensure_daily_partitions 时并不是。该函数因此改为 SECURITY DEFINER，以属主身份执行，search_path 钉死，并收窄到 core 与 audit 的分区表；EXECUTE 只授 oss911_transform，core 与 meta 的函数一律收回 PUBLIC 的 EXECUTE。</w:t>
+        <w:t>CREATE TABLE … PARTITION OF 要求调用者是父表的属主，而编排定期调用 meta.ensure_monthly_partitions（按月提前建出未来分区，DD-77）时并不是。该函数因此改为 SECURITY DEFINER，以属主身份执行，search_path 钉死，并收窄到 core 与 audit 的分区表；EXECUTE 只授 oss911_transform，core 与 meta 的函数一律收回 PUBLIC 的 EXECUTE。</w:t>
       </w:r>
     </w:p>
     <w:p>

--- a/LD-02_数据模型详细设计.docx
+++ b/LD-02_数据模型详细设计.docx
@@ -3991,6 +3991,709 @@
     </w:p>
     <w:p>
       <w:pPr>
+        <w:pStyle w:val="Heading2"/>
+      </w:pPr>
+      <w:r>
+        <w:rPr>
+          <w:rFonts w:ascii="微软雅黑" w:hAnsi="微软雅黑" w:eastAsia="微软雅黑"/>
+          <w:b/>
+          <w:sz w:val="25"/>
+        </w:rPr>
+        <w:t>12.1  时间列索引：按写入模式选 BRIN 或 B-tree</w:t>
+      </w:r>
+    </w:p>
+    <w:p>
+      <w:pPr>
+        <w:spacing w:before="0" w:after="80"/>
+        <w:jc w:val="center"/>
+      </w:pPr>
+      <w:r>
+        <w:rPr>
+          <w:rFonts w:ascii="微软雅黑" w:hAnsi="微软雅黑" w:eastAsia="微软雅黑"/>
+          <w:b w:val="0"/>
+          <w:color w:val="4B5563"/>
+          <w:sz w:val="20"/>
+        </w:rPr>
+        <w:t>分区按月（DD-77），月内按时间定位靠分区内的索引。选 BRIN 还是 B-tree，只看一个条件：行写进去之后还会不会被改写（DD-78）。BRIN 记的是每一段物理页中时间列的最小值与最大值，前提是物理顺序与时间顺序一致。一行只要被 UPDATE，新版本就落到别处——表尾，或 VACUUM 腾出的旧页空洞——几个落错位置的行就能把一整段的最小到最大值撑宽，此后查询任何一天都要扫它，且这种退化只会随时间累积。因此：只追加、按时间顺序写入的表用 BRIN，一个月的分区只需几十 KB；写入后会被改写的表（状态推进、结案回填、源端原地更新后重取）用 B-tree。</w:t>
+      </w:r>
+    </w:p>
+    <w:tbl>
+      <w:tblPr>
+        <w:tblW w:type="auto" w:w="0"/>
+        <w:jc w:val="center"/>
+        <w:tblLayout w:type="fixed"/>
+        <w:tblLook w:firstColumn="1" w:firstRow="1" w:lastColumn="0" w:lastRow="0" w:noHBand="0" w:noVBand="1" w:val="04A0"/>
+        <w:tblLayout w:type="fixed"/>
+        <w:tblBorders>
+          <w:top w:val="single" w:sz="4" w:space="0" w:color="BFC7D2"/>
+          <w:left w:val="single" w:sz="4" w:space="0" w:color="BFC7D2"/>
+          <w:bottom w:val="single" w:sz="4" w:space="0" w:color="BFC7D2"/>
+          <w:right w:val="single" w:sz="4" w:space="0" w:color="BFC7D2"/>
+          <w:insideH w:val="single" w:sz="4" w:space="0" w:color="BFC7D2"/>
+          <w:insideV w:val="single" w:sz="4" w:space="0" w:color="BFC7D2"/>
+        </w:tblBorders>
+      </w:tblPr>
+      <w:tblGrid>
+        <w:gridCol w:w="3175"/>
+        <w:gridCol w:w="4535"/>
+        <w:gridCol w:w="1247"/>
+      </w:tblGrid>
+      <w:tr>
+        <w:trPr>
+          <w:tblHeader/>
+        </w:trPr>
+        <w:tc>
+          <w:tcPr>
+            <w:tcW w:type="dxa" w:w="3175"/>
+            <w:shd w:val="clear" w:fill="EEF2FD"/>
+          </w:tcPr>
+          <w:p>
+            <w:pPr>
+              <w:spacing w:after="40" w:before="40"/>
+            </w:pPr>
+            <w:r>
+              <w:t>表</w:t>
+            </w:r>
+          </w:p>
+        </w:tc>
+        <w:tc>
+          <w:tcPr>
+            <w:tcW w:type="dxa" w:w="4535"/>
+            <w:shd w:val="clear" w:fill="EEF2FD"/>
+          </w:tcPr>
+          <w:p>
+            <w:pPr>
+              <w:spacing w:after="40" w:before="40"/>
+            </w:pPr>
+            <w:r>
+              <w:t>写入模式</w:t>
+            </w:r>
+          </w:p>
+        </w:tc>
+        <w:tc>
+          <w:tcPr>
+            <w:tcW w:type="dxa" w:w="1247"/>
+            <w:shd w:val="clear" w:fill="EEF2FD"/>
+          </w:tcPr>
+          <w:p>
+            <w:pPr>
+              <w:spacing w:after="40" w:before="40"/>
+            </w:pPr>
+            <w:r>
+              <w:t>时间索引</w:t>
+            </w:r>
+          </w:p>
+        </w:tc>
+      </w:tr>
+      <w:tr>
+        <w:tc>
+          <w:tcPr>
+            <w:tcW w:type="dxa" w:w="3175"/>
+          </w:tcPr>
+          <w:p>
+            <w:pPr>
+              <w:spacing w:after="40" w:before="40" w:line="283" w:lineRule="auto"/>
+            </w:pPr>
+            <w:r>
+              <w:t>audit.access_log</w:t>
+            </w:r>
+          </w:p>
+        </w:tc>
+        <w:tc>
+          <w:tcPr>
+            <w:tcW w:type="dxa" w:w="4535"/>
+          </w:tcPr>
+          <w:p>
+            <w:pPr>
+              <w:spacing w:after="40" w:before="40" w:line="283" w:lineRule="auto"/>
+            </w:pPr>
+            <w:r>
+              <w:t>只插不改，occurred_at 取写入时刻</w:t>
+            </w:r>
+          </w:p>
+        </w:tc>
+        <w:tc>
+          <w:tcPr>
+            <w:tcW w:type="dxa" w:w="1247"/>
+          </w:tcPr>
+          <w:p>
+            <w:pPr>
+              <w:spacing w:after="40" w:before="40" w:line="283" w:lineRule="auto"/>
+            </w:pPr>
+            <w:r>
+              <w:t>BRIN (occurred_at)</w:t>
+            </w:r>
+          </w:p>
+        </w:tc>
+      </w:tr>
+      <w:tr>
+        <w:tc>
+          <w:tcPr>
+            <w:tcW w:type="dxa" w:w="3175"/>
+          </w:tcPr>
+          <w:p>
+            <w:pPr>
+              <w:spacing w:after="40" w:before="40" w:line="283" w:lineRule="auto"/>
+            </w:pPr>
+            <w:r>
+              <w:t>audit.delivery_log</w:t>
+            </w:r>
+          </w:p>
+        </w:tc>
+        <w:tc>
+          <w:tcPr>
+            <w:tcW w:type="dxa" w:w="4535"/>
+          </w:tcPr>
+          <w:p>
+            <w:pPr>
+              <w:spacing w:after="40" w:before="40" w:line="283" w:lineRule="auto"/>
+            </w:pPr>
+            <w:r>
+              <w:t>只插不改</w:t>
+            </w:r>
+          </w:p>
+        </w:tc>
+        <w:tc>
+          <w:tcPr>
+            <w:tcW w:type="dxa" w:w="1247"/>
+          </w:tcPr>
+          <w:p>
+            <w:pPr>
+              <w:spacing w:after="40" w:before="40" w:line="283" w:lineRule="auto"/>
+            </w:pPr>
+            <w:r>
+              <w:t>BRIN (handed_over_at)</w:t>
+            </w:r>
+          </w:p>
+        </w:tc>
+      </w:tr>
+      <w:tr>
+        <w:tc>
+          <w:tcPr>
+            <w:tcW w:type="dxa" w:w="3175"/>
+          </w:tcPr>
+          <w:p>
+            <w:pPr>
+              <w:spacing w:after="40" w:before="40" w:line="283" w:lineRule="auto"/>
+            </w:pPr>
+            <w:r>
+              <w:t>audit.sla_probe</w:t>
+            </w:r>
+          </w:p>
+        </w:tc>
+        <w:tc>
+          <w:tcPr>
+            <w:tcW w:type="dxa" w:w="4535"/>
+          </w:tcPr>
+          <w:p>
+            <w:pPr>
+              <w:spacing w:after="40" w:before="40" w:line="283" w:lineRule="auto"/>
+            </w:pPr>
+            <w:r>
+              <w:t>只插不改</w:t>
+            </w:r>
+          </w:p>
+        </w:tc>
+        <w:tc>
+          <w:tcPr>
+            <w:tcW w:type="dxa" w:w="1247"/>
+          </w:tcPr>
+          <w:p>
+            <w:pPr>
+              <w:spacing w:after="40" w:before="40" w:line="283" w:lineRule="auto"/>
+            </w:pPr>
+            <w:r>
+              <w:t>BRIN (probed_at)</w:t>
+            </w:r>
+          </w:p>
+        </w:tc>
+      </w:tr>
+      <w:tr>
+        <w:tc>
+          <w:tcPr>
+            <w:tcW w:type="dxa" w:w="3175"/>
+          </w:tcPr>
+          <w:p>
+            <w:pPr>
+              <w:spacing w:after="40" w:before="40" w:line="283" w:lineRule="auto"/>
+            </w:pPr>
+            <w:r>
+              <w:t>core.fact_call_leg</w:t>
+            </w:r>
+          </w:p>
+        </w:tc>
+        <w:tc>
+          <w:tcPr>
+            <w:tcW w:type="dxa" w:w="4535"/>
+          </w:tcPr>
+          <w:p>
+            <w:pPr>
+              <w:spacing w:after="40" w:before="40" w:line="283" w:lineRule="auto"/>
+            </w:pPr>
+            <w:r>
+              <w:t>话单结束后不再变化，仅在 15 分钟回看窗口内覆盖写</w:t>
+            </w:r>
+          </w:p>
+        </w:tc>
+        <w:tc>
+          <w:tcPr>
+            <w:tcW w:type="dxa" w:w="1247"/>
+          </w:tcPr>
+          <w:p>
+            <w:pPr>
+              <w:spacing w:after="40" w:before="40" w:line="283" w:lineRule="auto"/>
+            </w:pPr>
+            <w:r>
+              <w:t>BRIN (wait_begin)</w:t>
+            </w:r>
+          </w:p>
+        </w:tc>
+      </w:tr>
+      <w:tr>
+        <w:tc>
+          <w:tcPr>
+            <w:tcW w:type="dxa" w:w="3175"/>
+          </w:tcPr>
+          <w:p>
+            <w:pPr>
+              <w:spacing w:after="40" w:before="40" w:line="283" w:lineRule="auto"/>
+            </w:pPr>
+            <w:r>
+              <w:t>core.fact_call</w:t>
+            </w:r>
+          </w:p>
+        </w:tc>
+        <w:tc>
+          <w:tcPr>
+            <w:tcW w:type="dxa" w:w="4535"/>
+          </w:tcPr>
+          <w:p>
+            <w:pPr>
+              <w:spacing w:after="40" w:before="40" w:line="283" w:lineRule="auto"/>
+            </w:pPr>
+            <w:r>
+              <w:t>由腿级聚合，写入模式同上</w:t>
+            </w:r>
+          </w:p>
+        </w:tc>
+        <w:tc>
+          <w:tcPr>
+            <w:tcW w:type="dxa" w:w="1247"/>
+          </w:tcPr>
+          <w:p>
+            <w:pPr>
+              <w:spacing w:after="40" w:before="40" w:line="283" w:lineRule="auto"/>
+            </w:pPr>
+            <w:r>
+              <w:t>BRIN (offered_at)</w:t>
+            </w:r>
+          </w:p>
+        </w:tc>
+      </w:tr>
+      <w:tr>
+        <w:tc>
+          <w:tcPr>
+            <w:tcW w:type="dxa" w:w="3175"/>
+          </w:tcPr>
+          <w:p>
+            <w:pPr>
+              <w:spacing w:after="40" w:before="40" w:line="283" w:lineRule="auto"/>
+            </w:pPr>
+            <w:r>
+              <w:t>core.fact_feedback</w:t>
+            </w:r>
+          </w:p>
+        </w:tc>
+        <w:tc>
+          <w:tcPr>
+            <w:tcW w:type="dxa" w:w="4535"/>
+          </w:tcPr>
+          <w:p>
+            <w:pPr>
+              <w:spacing w:after="40" w:before="40" w:line="283" w:lineRule="auto"/>
+            </w:pPr>
+            <w:r>
+              <w:t>一条反馈一行，写后不改</w:t>
+            </w:r>
+          </w:p>
+        </w:tc>
+        <w:tc>
+          <w:tcPr>
+            <w:tcW w:type="dxa" w:w="1247"/>
+          </w:tcPr>
+          <w:p>
+            <w:pPr>
+              <w:spacing w:after="40" w:before="40" w:line="283" w:lineRule="auto"/>
+            </w:pPr>
+            <w:r>
+              <w:t>BRIN (reported_at)</w:t>
+            </w:r>
+          </w:p>
+        </w:tc>
+      </w:tr>
+      <w:tr>
+        <w:tc>
+          <w:tcPr>
+            <w:tcW w:type="dxa" w:w="3175"/>
+          </w:tcPr>
+          <w:p>
+            <w:pPr>
+              <w:spacing w:after="40" w:before="40" w:line="283" w:lineRule="auto"/>
+            </w:pPr>
+            <w:r>
+              <w:t>core.fact_intake</w:t>
+            </w:r>
+          </w:p>
+        </w:tc>
+        <w:tc>
+          <w:tcPr>
+            <w:tcW w:type="dxa" w:w="4535"/>
+          </w:tcPr>
+          <w:p>
+            <w:pPr>
+              <w:spacing w:after="40" w:before="40" w:line="283" w:lineRule="auto"/>
+            </w:pPr>
+            <w:r>
+              <w:t>结案前持续更新，结案回填 closed_at；源端原地更新时重取（LD-01 3.4）</w:t>
+            </w:r>
+          </w:p>
+        </w:tc>
+        <w:tc>
+          <w:tcPr>
+            <w:tcW w:type="dxa" w:w="1247"/>
+          </w:tcPr>
+          <w:p>
+            <w:pPr>
+              <w:spacing w:after="40" w:before="40" w:line="283" w:lineRule="auto"/>
+            </w:pPr>
+            <w:r>
+              <w:t>B-tree (created_at)</w:t>
+            </w:r>
+          </w:p>
+        </w:tc>
+      </w:tr>
+      <w:tr>
+        <w:tc>
+          <w:tcPr>
+            <w:tcW w:type="dxa" w:w="3175"/>
+          </w:tcPr>
+          <w:p>
+            <w:pPr>
+              <w:spacing w:after="40" w:before="40" w:line="283" w:lineRule="auto"/>
+            </w:pPr>
+            <w:r>
+              <w:t>core.fact_dispatch_order</w:t>
+            </w:r>
+          </w:p>
+        </w:tc>
+        <w:tc>
+          <w:tcPr>
+            <w:tcW w:type="dxa" w:w="4535"/>
+          </w:tcPr>
+          <w:p>
+            <w:pPr>
+              <w:spacing w:after="40" w:before="40" w:line="283" w:lineRule="auto"/>
+            </w:pPr>
+            <w:r>
+              <w:t>确认、结案、取消时间陆续回填</w:t>
+            </w:r>
+          </w:p>
+        </w:tc>
+        <w:tc>
+          <w:tcPr>
+            <w:tcW w:type="dxa" w:w="1247"/>
+          </w:tcPr>
+          <w:p>
+            <w:pPr>
+              <w:spacing w:after="40" w:before="40" w:line="283" w:lineRule="auto"/>
+            </w:pPr>
+            <w:r>
+              <w:t>B-tree (issued_at)；用户查询由以 agency_type_sk 打头的复合索引承担，本索引服务不带行过滤的管理与导出路径</w:t>
+            </w:r>
+          </w:p>
+        </w:tc>
+      </w:tr>
+      <w:tr>
+        <w:tc>
+          <w:tcPr>
+            <w:tcW w:type="dxa" w:w="3175"/>
+          </w:tcPr>
+          <w:p>
+            <w:pPr>
+              <w:spacing w:after="40" w:before="40" w:line="283" w:lineRule="auto"/>
+            </w:pPr>
+            <w:r>
+              <w:t>core.fact_turnout</w:t>
+            </w:r>
+          </w:p>
+        </w:tc>
+        <w:tc>
+          <w:tcPr>
+            <w:tcW w:type="dxa" w:w="4535"/>
+          </w:tcPr>
+          <w:p>
+            <w:pPr>
+              <w:spacing w:after="40" w:before="40" w:line="283" w:lineRule="auto"/>
+            </w:pPr>
+            <w:r>
+              <w:t>出动、到达、结束时间陆续回填</w:t>
+            </w:r>
+          </w:p>
+        </w:tc>
+        <w:tc>
+          <w:tcPr>
+            <w:tcW w:type="dxa" w:w="1247"/>
+          </w:tcPr>
+          <w:p>
+            <w:pPr>
+              <w:spacing w:after="40" w:before="40" w:line="283" w:lineRule="auto"/>
+            </w:pPr>
+            <w:r>
+              <w:t>B-tree (assigned_at)</w:t>
+            </w:r>
+          </w:p>
+        </w:tc>
+      </w:tr>
+      <w:tr>
+        <w:tc>
+          <w:tcPr>
+            <w:tcW w:type="dxa" w:w="3175"/>
+          </w:tcPr>
+          <w:p>
+            <w:pPr>
+              <w:spacing w:after="40" w:before="40" w:line="283" w:lineRule="auto"/>
+            </w:pPr>
+            <w:r>
+              <w:t>core.fact_agent_session</w:t>
+            </w:r>
+          </w:p>
+        </w:tc>
+        <w:tc>
+          <w:tcPr>
+            <w:tcW w:type="dxa" w:w="4535"/>
+          </w:tcPr>
+          <w:p>
+            <w:pPr>
+              <w:spacing w:after="40" w:before="40" w:line="283" w:lineRule="auto"/>
+            </w:pPr>
+            <w:r>
+              <w:t>签出时回填，量很小</w:t>
+            </w:r>
+          </w:p>
+        </w:tc>
+        <w:tc>
+          <w:tcPr>
+            <w:tcW w:type="dxa" w:w="1247"/>
+          </w:tcPr>
+          <w:p>
+            <w:pPr>
+              <w:spacing w:after="40" w:before="40" w:line="283" w:lineRule="auto"/>
+            </w:pPr>
+            <w:r>
+              <w:t>不单建时间索引；保留 (agent_sk, signin_at)</w:t>
+            </w:r>
+          </w:p>
+        </w:tc>
+      </w:tr>
+      <w:tr>
+        <w:tc>
+          <w:tcPr>
+            <w:tcW w:type="dxa" w:w="3175"/>
+          </w:tcPr>
+          <w:p>
+            <w:pPr>
+              <w:spacing w:after="40" w:before="40" w:line="283" w:lineRule="auto"/>
+            </w:pPr>
+            <w:r>
+              <w:t>core.fact_agent_day</w:t>
+            </w:r>
+          </w:p>
+        </w:tc>
+        <w:tc>
+          <w:tcPr>
+            <w:tcW w:type="dxa" w:w="4535"/>
+          </w:tcPr>
+          <w:p>
+            <w:pPr>
+              <w:spacing w:after="40" w:before="40" w:line="283" w:lineRule="auto"/>
+            </w:pPr>
+            <w:r>
+              <w:t>一日一批，量很小</w:t>
+            </w:r>
+          </w:p>
+        </w:tc>
+        <w:tc>
+          <w:tcPr>
+            <w:tcW w:type="dxa" w:w="1247"/>
+          </w:tcPr>
+          <w:p>
+            <w:pPr>
+              <w:spacing w:after="40" w:before="40" w:line="283" w:lineRule="auto"/>
+            </w:pPr>
+            <w:r>
+              <w:t>(agent_sk, date_key)</w:t>
+            </w:r>
+          </w:p>
+        </w:tc>
+      </w:tr>
+      <w:tr>
+        <w:tc>
+          <w:tcPr>
+            <w:tcW w:type="dxa" w:w="3175"/>
+          </w:tcPr>
+          <w:p>
+            <w:pPr>
+              <w:spacing w:after="40" w:before="40" w:line="283" w:lineRule="auto"/>
+            </w:pPr>
+            <w:r>
+              <w:t>core.fact_ai_inference</w:t>
+            </w:r>
+          </w:p>
+        </w:tc>
+        <w:tc>
+          <w:tcPr>
+            <w:tcW w:type="dxa" w:w="4535"/>
+          </w:tcPr>
+          <w:p>
+            <w:pPr>
+              <w:spacing w:after="40" w:before="40" w:line="283" w:lineRule="auto"/>
+            </w:pPr>
+            <w:r>
+              <w:t>一次写入不改，查询按实体或模型</w:t>
+            </w:r>
+          </w:p>
+        </w:tc>
+        <w:tc>
+          <w:tcPr>
+            <w:tcW w:type="dxa" w:w="1247"/>
+          </w:tcPr>
+          <w:p>
+            <w:pPr>
+              <w:spacing w:after="40" w:before="40" w:line="283" w:lineRule="auto"/>
+            </w:pPr>
+            <w:r>
+              <w:t>不单建；已有 (model_id, model_version, inferred_at)</w:t>
+            </w:r>
+          </w:p>
+        </w:tc>
+      </w:tr>
+      <w:tr>
+        <w:tc>
+          <w:tcPr>
+            <w:tcW w:type="dxa" w:w="3175"/>
+          </w:tcPr>
+          <w:p>
+            <w:pPr>
+              <w:spacing w:after="40" w:before="40" w:line="283" w:lineRule="auto"/>
+            </w:pPr>
+            <w:r>
+              <w:t>core.bridge_call_intake</w:t>
+            </w:r>
+          </w:p>
+        </w:tc>
+        <w:tc>
+          <w:tcPr>
+            <w:tcW w:type="dxa" w:w="4535"/>
+          </w:tcPr>
+          <w:p>
+            <w:pPr>
+              <w:spacing w:after="40" w:before="40" w:line="283" w:lineRule="auto"/>
+            </w:pPr>
+            <w:r>
+              <w:t>只经两端的键访问</w:t>
+            </w:r>
+          </w:p>
+        </w:tc>
+        <w:tc>
+          <w:tcPr>
+            <w:tcW w:type="dxa" w:w="1247"/>
+          </w:tcPr>
+          <w:p>
+            <w:pPr>
+              <w:spacing w:after="40" w:before="40" w:line="283" w:lineRule="auto"/>
+            </w:pPr>
+            <w:r>
+              <w:t>不需要</w:t>
+            </w:r>
+          </w:p>
+        </w:tc>
+      </w:tr>
+    </w:tbl>
+    <w:p>
+      <w:pPr>
+        <w:spacing w:before="0" w:after="80"/>
+        <w:jc w:val="center"/>
+      </w:pPr>
+      <w:r>
+        <w:rPr>
+          <w:rFonts w:ascii="微软雅黑" w:hAnsi="微软雅黑" w:eastAsia="微软雅黑"/>
+          <w:b w:val="0"/>
+          <w:color w:val="4B5563"/>
+          <w:sz w:val="20"/>
+        </w:rPr>
+        <w:t>量很小的三张表（坐席会话、坐席日累计、桥表）一个月的分区不过数千到数万行，顺序扫描以毫秒计，再建时间索引只增加写入成本。</w:t>
+      </w:r>
+    </w:p>
+    <w:p>
+      <w:pPr>
+        <w:pStyle w:val="Heading2"/>
+      </w:pPr>
+      <w:r>
+        <w:rPr>
+          <w:rFonts w:ascii="微软雅黑" w:hAnsi="微软雅黑" w:eastAsia="微软雅黑"/>
+          <w:b/>
+          <w:sz w:val="25"/>
+        </w:rPr>
+        <w:t>12.2  随之而来的三条规则</w:t>
+      </w:r>
+    </w:p>
+    <w:p>
+      <w:pPr>
+        <w:spacing w:before="0" w:after="80"/>
+        <w:jc w:val="center"/>
+      </w:pPr>
+      <w:r>
+        <w:rPr>
+          <w:rFonts w:ascii="微软雅黑" w:hAnsi="微软雅黑" w:eastAsia="微软雅黑"/>
+          <w:b w:val="0"/>
+          <w:color w:val="4B5563"/>
+          <w:sz w:val="20"/>
+        </w:rPr>
+        <w:t>一、凡按时间范围访问分区表的查询，必须同时带 date_key 条件。分区按 date_key 切分，只按 created_at 一类时间列过滤，规划器裁不掉任何分区，一百余个月分区都要过一遍。服务层与 dbt 须把时间范围同时翻译为 date_key 范围（用于裁剪分区）与时间列范围（用于分区内走索引）；翻译须使用第 6 章的同一套归日时区规则——零点附近两者一旦不一致，结果是静默漏行，不报错（LD-04 3.2）。</w:t>
+      </w:r>
+    </w:p>
+    <w:p>
+      <w:pPr>
+        <w:spacing w:before="0" w:after="80"/>
+        <w:jc w:val="center"/>
+      </w:pPr>
+      <w:r>
+        <w:rPr>
+          <w:rFonts w:ascii="微软雅黑" w:hAnsi="微软雅黑" w:eastAsia="微软雅黑"/>
+          <w:b w:val="0"/>
+          <w:color w:val="4B5563"/>
+          <w:sz w:val="20"/>
+        </w:rPr>
+        <w:t>二、增量写入不得改写内容未变的行。UPDATE 一行完全相同的数据，照样生成一个新的行版本。话单每日回扫若把整天的行重写一遍，BRIN 被打散、表膨胀、备库复制量翻倍。dbt 增量模型须先比内容哈希，只写真正变化的行。</w:t>
+      </w:r>
+    </w:p>
+    <w:p>
+      <w:pPr>
+        <w:spacing w:before="0" w:after="80"/>
+        <w:jc w:val="center"/>
+      </w:pPr>
+      <w:r>
+        <w:rPr>
+          <w:rFonts w:ascii="微软雅黑" w:hAnsi="微软雅黑" w:eastAsia="微软雅黑"/>
+          <w:b w:val="0"/>
+          <w:color w:val="4B5563"/>
+          <w:sz w:val="20"/>
+        </w:rPr>
+        <w:t>三、BRIN 索引一律开启 autosummarize = on；归档历史数据按月、按时间列排序灌入。不开 autosummarize，新写的页在下次 VACUUM 之前不在索引摘要中，每次查询都要扫它们；历史数据乱序灌入，BRIN 从一开始就是失效的。</w:t>
+      </w:r>
+    </w:p>
+    <w:p>
+      <w:pPr>
         <w:pStyle w:val="Heading1"/>
       </w:pPr>
       <w:r>

--- a/LD-02_数据模型详细设计.docx
+++ b/LD-02_数据模型详细设计.docx
@@ -4449,7 +4449,7 @@
               <w:spacing w:after="40" w:before="40" w:line="283" w:lineRule="auto"/>
             </w:pPr>
             <w:r>
-              <w:t>B-tree (assigned_at)</w:t>
+              <w:t>B-tree (assigned_at)；用户查询由以 agency_type_sk 打头的复合索引承担，本索引服务不带行过滤的管理与导出路径。另有只覆盖未结案单据的部分索引 ix_turnout_open，不能替代本索引</w:t>
             </w:r>
           </w:p>
         </w:tc>
@@ -4531,7 +4531,7 @@
               <w:spacing w:after="40" w:before="40" w:line="283" w:lineRule="auto"/>
             </w:pPr>
             <w:r>
-              <w:t>(agent_sk, date_key)</w:t>
+              <w:t>已有唯一索引 ux_agentday (agent_sk, date_key)，不另建</w:t>
             </w:r>
           </w:p>
         </w:tc>

--- a/LD-02_数据模型详细设计.docx
+++ b/LD-02_数据模型详细设计.docx
@@ -2977,14 +2977,8 @@
             <w:pPr>
               <w:spacing w:after="40" w:before="40" w:line="283" w:lineRule="auto"/>
             </w:pPr>
-            <w:r/>
             <w:r>
-              <w:rPr>
-                <w:rFonts w:ascii="微软雅黑" w:hAnsi="微软雅黑" w:eastAsia="微软雅黑"/>
-                <w:b w:val="0"/>
-                <w:sz w:val="18"/>
-              </w:rPr>
-              <w:t>与源逐字一致，附完整原始载荷（JSONB）与接入元数据：run_id、contract_version、源水位、原始时区偏移、落地时间。只追加，永不覆盖、永不修正（DD-02）。一源一表，表名 raw.&lt;源标识&gt;__&lt;源表名&gt;。</w:t>
+              <w:t>与源逐字一致，附完整原始载荷（JSONB）与接入元数据：run_id、batch_seq、contract_version、源水位、原始时区偏移、落地时间。只追加，永不覆盖、永不修正（DD-02）。一源一表，表名 raw.&lt;源标识&gt;__&lt;源表名&gt;。 run_id 与 batch_seq 合起来标识一个取数批次，是隔离登记（meta.quarantine_batch，DD-76）与 staging 按批次过滤的键，故每张 raw 表都必须带这两列。</w:t>
             </w:r>
           </w:p>
         </w:tc>

--- a/LD-02_数据模型详细设计.docx
+++ b/LD-02_数据模型详细设计.docx
@@ -4653,7 +4653,7 @@
           <w:color w:val="4B5563"/>
           <w:sz w:val="20"/>
         </w:rPr>
-        <w:t>一、凡按时间范围访问分区表的查询，必须同时带 date_key 条件。分区按 date_key 切分，只按 created_at 一类时间列过滤，规划器裁不掉任何分区，一百余个月分区都要过一遍。服务层与 dbt 须把时间范围同时翻译为 date_key 范围（用于裁剪分区）与时间列范围（用于分区内走索引）；翻译须使用第 6 章的同一套归日时区规则——零点附近两者一旦不一致，结果是静默漏行，不报错（LD-04 3.2）。</w:t>
+        <w:t>一、分区条件按归日依据推导（DD-79）。发生日语义的查询同时带 date_key 范围与时间列范围；只按时间列过滤，规划器裁不掉任何分区，一百余个月分区都要过一遍。关闭日语义的查询（结案类指标、按关闭时间检索）不得加 date_key 下界——单据可以开很久，加了即静默漏掉跨期关闭的单据——只可加安全上界 date_key &lt;= 结束日，由 closed_date_key 索引定位。翻译须使用第 6 章的归日时区规则（LD-04 3.2）。</w:t>
       </w:r>
     </w:p>
     <w:p>

--- a/LD-02_数据模型详细设计.docx
+++ b/LD-02_数据模型详细设计.docx
@@ -3623,6 +3623,21 @@
     </w:p>
     <w:p>
       <w:pPr>
+        <w:spacing w:before="0" w:after="80"/>
+        <w:jc w:val="center"/>
+      </w:pPr>
+      <w:r>
+        <w:rPr>
+          <w:rFonts w:ascii="微软雅黑" w:hAnsi="微软雅黑" w:eastAsia="微软雅黑"/>
+          <w:b w:val="0"/>
+          <w:color w:val="4B5563"/>
+          <w:sz w:val="20"/>
+        </w:rPr>
+        <w:t>数据发布序号（DD-81）登记于 meta.data_publication，一次 mart 发布一行：publication_seq（单调递增，缓存键所用的那个数）、published_at、kind（nightly 夜间构建 · correction 封账后修正）、本次涉及的日期范围、本次产生的 close_version、对应的 run_id。该表随 mart 发布步骤一起建，不提前建——没有写入方的表无从验证。</w:t>
+      </w:r>
+    </w:p>
+    <w:p>
+      <w:pPr>
         <w:pStyle w:val="Heading1"/>
       </w:pPr>
       <w:r>

--- a/LD-02_数据模型详细设计.docx
+++ b/LD-02_数据模型详细设计.docx
@@ -4928,7 +4928,7 @@
           <w:color w:val="4B5563"/>
           <w:sz w:val="20"/>
         </w:rPr>
-        <w:t>依据不明的写权限本次一律不授。代码写到时报错，届时以新增结构变更补授，并在提交说明里写明依据——宁可多一次报错，也不预先放出一条没人说得清为什么存在的写权限。当前未授的有：meta.clarification_queue、meta.reference_value 的新码入表、meta.field_availability 与 meta.metric_availability、audit.sla_probe 与 audit.sla_daily（探测执行者待 IR-21）。</w:t>
+        <w:t>依据不明的写权限本次一律不授。代码写到时报错，届时以新增结构变更补授，并在提交说明里写明依据——宁可多一次报错，也不预先放出一条没人说得清为什么存在的写权限。当前未授的有：meta.reference_value 的新码入表、meta.field_availability 与 meta.metric_availability、audit.sla_probe 与 audit.sla_daily（探测执行者待 IR-21）。meta.clarification_queue 的写入依据已由 ICP 契约明确（接入的批次校验产生待澄清项），随结构变更 0004 授予 oss911_ingest INSERT。</w:t>
       </w:r>
     </w:p>
     <w:p>

--- a/LD-02_数据模型详细设计.docx
+++ b/LD-02_数据模型详细设计.docx
@@ -2978,7 +2978,7 @@
               <w:spacing w:after="40" w:before="40" w:line="283" w:lineRule="auto"/>
             </w:pPr>
             <w:r>
-              <w:t>与源逐字一致，附完整原始载荷（JSONB）与接入元数据：run_id、batch_seq、contract_version、源水位、原始时区偏移、落地时间。只追加，永不覆盖、永不修正（DD-02）。一源一表，表名 raw.&lt;源标识&gt;__&lt;源表名&gt;。 run_id 与 batch_seq 合起来标识一个取数批次，是隔离登记（meta.quarantine_batch，DD-76）与 staging 按批次过滤的键，故每张 raw 表都必须带这两列。</w:t>
+              <w:t>与源逐字一致，附完整原始载荷（JSONB）与接入元数据：run_id、batch_seq、contract_version、源水位、原始时区偏移、落地时间。只追加，永不覆盖、永不修正（DD-02）。一源一表，表名 raw.&lt;源标识&gt;__&lt;源表名&gt;；源无表概念的（REST 接口、文件落地），表名即 raw.&lt;源标识&gt;，如 raw.icp_cdr_voice（2026-10-18 补充）。 run_id 与 batch_seq 合起来标识一个取数批次，是隔离登记（meta.quarantine_batch，DD-76）与 staging 按批次过滤的键，故每张 raw 表都必须带这两列。</w:t>
             </w:r>
           </w:p>
         </w:tc>
@@ -3038,6 +3038,21 @@
           <w:sz w:val="20"/>
         </w:rPr>
         <w:t>raw 表只能由结构变更建，接入程序不得在运行时自建。理由在属主：对象的属主天然拥有 DELETE 与 TRUNCATE，接入程序若自建 raw 表即成其属主，「只追加」随之退回靠约定（DD-02）。由结构变更建表、归属主角色，接入角色只被授予 SELECT 与 INSERT，只追加就由数据库授权执行。因此每一份接入契约的 target_raw 都对应一个结构变更（DD-73 · DD-74）。</w:t>
+      </w:r>
+    </w:p>
+    <w:p>
+      <w:pPr>
+        <w:spacing w:before="0" w:after="80"/>
+        <w:jc w:val="center"/>
+      </w:pPr>
+      <w:r>
+        <w:rPr>
+          <w:rFonts w:ascii="微软雅黑" w:hAnsi="微软雅黑" w:eastAsia="微软雅黑"/>
+          <w:b w:val="0"/>
+          <w:color w:val="4B5563"/>
+          <w:sz w:val="20"/>
+        </w:rPr>
+        <w:t>raw 表按月分区，分区键为落地时间 ingested_at（2026-10-18 补充，DD-88）。raw 是按落地时间消费的——staging 增量按 ingested_at 推进、按（run_id, batch_seq）过滤批次——不按业务时间，故与 DD-79 的归日依据规则不冲突。现在分区是一行配置，日后对数亿行只追加的表拷贝重建是以周计的窗口（DD-77 的同一论证）。索引按 DD-78：ingested_at 用 BRIN（只追加）；(run_id, batch_seq) 与幂等键加 content_hash 用 B-tree，不建唯一约束。去重的 NOT EXISTS 不带分区键，须查遍各分区的索引，八年不足一百个分区，可接受。</w:t>
       </w:r>
     </w:p>
     <w:p>

--- a/LD-02_数据模型详细设计.docx
+++ b/LD-02_数据模型详细设计.docx
@@ -3052,7 +3052,22 @@
           <w:color w:val="4B5563"/>
           <w:sz w:val="20"/>
         </w:rPr>
-        <w:t>raw 表按月分区，分区键为落地时间 ingested_at（2026-10-18 补充，DD-88）。raw 是按落地时间消费的——staging 增量按 ingested_at 推进、按（run_id, batch_seq）过滤批次——不按业务时间，故与 DD-79 的归日依据规则不冲突。现在分区是一行配置，日后对数亿行只追加的表拷贝重建是以周计的窗口（DD-77 的同一论证）。索引按 DD-78：ingested_at 用 BRIN（只追加）；(run_id, batch_seq) 与幂等键加 content_hash 用 B-tree，不建唯一约束。去重的 NOT EXISTS 不带分区键，须查遍各分区的索引，八年不足一百个分区，可接受。</w:t>
+        <w:t>raw 表按月分区，分区键为落地时间 ingested_at（2026-10-18 补充，DD-88）。raw 是按落地时间消费的——staging 按批次消费：以 ingested_at 为第一水位，以隔离放行时间为第二水位（见下段）——不按业务时间，故与 DD-79 的归日依据规则不冲突。现在分区是一行配置，日后对数亿行只追加的表拷贝重建是以周计的窗口（DD-77 的同一论证）。索引按 DD-78：ingested_at 用 BRIN（只追加）；(run_id, batch_seq) 与幂等键加 content_hash 用 B-tree，不建唯一约束。去重的 NOT EXISTS 不带分区键，须查遍各分区的索引，八年不足一百个分区；耗时须以预计历史量与单批量实测（LD-10 TC-ING-01），此处不预先宣布可接受。</w:t>
+      </w:r>
+    </w:p>
+    <w:p>
+      <w:pPr>
+        <w:spacing w:before="0" w:after="80"/>
+        <w:jc w:val="center"/>
+      </w:pPr>
+      <w:r>
+        <w:rPr>
+          <w:rFonts w:ascii="微软雅黑" w:hAnsi="微软雅黑" w:eastAsia="微软雅黑"/>
+          <w:b w:val="0"/>
+          <w:color w:val="4B5563"/>
+          <w:sz w:val="20"/>
+        </w:rPr>
+        <w:t>staging 对 raw 的消费以批次为单位，取两类批次的并集（DD-89）：一、未被隔离、且 ingested_at 大于上次处理位置的批次；二、meta.quarantine_batch 中 state = released 且 handled_at 大于上次处理位置的批次。只按 ingested_at 推进会漏掉放行：周一入 raw 被隔离、staging 随其他批次推进到周三、周四放行周一那批，它的 ingested_at 仍是周一，按时间增量永远不会再被选中。为此 staging 行记 staged_at 作为「上次处理位置」。放行因此是一次显式的补处理入口，M-03 放行界面已要求显示会重算哪些指标与日期（LD-06 第 3 章）。</w:t>
       </w:r>
     </w:p>
     <w:p>

--- a/LD-02_数据模型详细设计.docx
+++ b/LD-02_数据模型详细设计.docx
@@ -3067,7 +3067,7 @@
           <w:color w:val="4B5563"/>
           <w:sz w:val="20"/>
         </w:rPr>
-        <w:t>staging 对 raw 的消费以批次为单位，取两类批次的并集（DD-89）：一、未被隔离、且 ingested_at 大于上次处理位置的批次；二、meta.quarantine_batch 中 state = released 且 handled_at 大于上次处理位置的批次。只按 ingested_at 推进会漏掉放行：周一入 raw 被隔离、staging 随其他批次推进到周三、周四放行周一那批，它的 ingested_at 仍是周一，按时间增量永远不会再被选中。为此 staging 行记 staged_at 作为「上次处理位置」。放行因此是一次显式的补处理入口，M-03 放行界面已要求显示会重算哪些指标与日期（LD-06 第 3 章）。</w:t>
+        <w:t>staging 对 raw 的消费以批次为单位，正确性依据是批次处理登记，不是时间水位（DD-89，2026-10-19 评审更正）。新表 meta.staging_batch_state（model、run_id、batch_seq、staged_at）记录每个消费模型已成功处理的批次；每次运行取「当前可处理且本模型尚未登记」的批次——可处理指未被隔离、或 meta.quarantine_batch 中 state = released——处理完成后在同一事务内登记（dbt 的 post-hook 默认与模型写入同一事务）。只按时间推进会漏：周一入 raw 被隔离、staging 推进到周三、周四放行周一那批，它的 ingested_at 仍是周一；而以 staging 自己的完成时刻作位置同样会漏——查询在 10:00、管理员 10:01 放行、staging 10:02 完成并记位置，下次只取 10:02 之后的放行，10:01 那批永远跳过。时间水位（ingested_at、handled_at）只用于缩小扫描范围，不作为「是否处理过」的判据。放行因此是一次显式的补处理入口，M-03 放行界面已要求显示会重算哪些指标与日期（LD-06 第 3 章）。</w:t>
       </w:r>
     </w:p>
     <w:p>

--- a/LD-02_数据模型详细设计.docx
+++ b/LD-02_数据模型详细设计.docx
@@ -2171,6 +2171,17 @@
       </w:r>
     </w:p>
     <w:p>
+      <w:pPr/>
+      <w:r>
+        <w:rPr>
+          <w:rFonts w:ascii="微软雅黑" w:hAnsi="微软雅黑" w:eastAsia="微软雅黑"/>
+          <w:b w:val="0"/>
+          <w:sz w:val="21"/>
+        </w:rPr>
+        <w:t>【2026-10-27 补充，DD-91：core 装载规则——写 dbt 前定下的十二处】一、src_system 按系统不按源取值：icp（话单、参照数据、坐席会话共用）、cad（中间库）、cad_archive（归档迁入，与 cad 分开，割接并行期的合并在 staging 做）；它是代理键的一部分，上线后不可改。二、站点 site_code = MKK，dim_site 那一行以结构变更写入（部署常量，不是接入数据）。三、维度迟到：dim_agent / dim_queue 到齐之前 agent_sk / queue_sk 留空、原值留在 device_no / queue_code，维度接入后由同一模型重算填上；不造推断成员。四、direction 与 release_source 的 CHECK 增加 unmapped（DD-06）：值表内但不属呼入呼出集合 → internal，值表外 → unmapped；未映射行数在 M-03 可见。五、释放原因归类表进契约 enums.release_cause.classes，由脚本自 CSV 生成并比对，运行期只读库。六、core 行带 src_observed_at（所选观测在 raw 的 ingested_at，即收到时刻，不是 staging 时刻）；写入条件：观测更新且 core 行派生内容哈希不同，或同一观测而派生内容变了（归类表更正、维度补齐）——内容按 core 行算，不按源端原文。七、同键 date_key 变化：按 sk 跨分区先删后插，只对判定为变了的行；WAITBEGIN 相差超过 24 小时的进待澄清、不写。八、oss911_transform 获 meta.clarification_queue 的 INSERT。九、source_tz_offset 写契约 source_timezone 的偏移，列注释注明「来自契约约定，非源端事实」（DD-60 先例）。十、core 分区由每日维护任务往后预建三个月，补数前先建其覆盖的月份，缺分区告警（DD-77）。十一、dbt 的运行：staging 与 core 的构建是独立 DAG，与增量 DAG 同频（5 分钟）、进 pool dbt_build、按 staging_batch_state 取可处理批次；不接在增量 DAG 的后面——同一 DAG 内 max_active_runs = 1 时 dbt 失败重试会堵住下一次接入。十二、caller_number_hash 见 DD-92。</w:t>
+      </w:r>
+    </w:p>
+    <w:p>
       <w:pPr>
         <w:pStyle w:val="Heading1"/>
       </w:pPr>
@@ -3052,7 +3063,7 @@
           <w:color w:val="4B5563"/>
           <w:sz w:val="20"/>
         </w:rPr>
-        <w:t>raw 表按月分区，分区键为落地时间 ingested_at（2026-10-18 补充，DD-88）。raw 是按落地时间消费的——staging 按批次消费：以 ingested_at 为第一水位，以隔离放行时间为第二水位（见下段）——不按业务时间，故与 DD-79 的归日依据规则不冲突。现在分区是一行配置，日后对数亿行只追加的表拷贝重建是以周计的窗口（DD-77 的同一论证）。索引按 DD-78：ingested_at 用 BRIN（只追加）；(run_id, batch_seq) 与幂等键加 content_hash 用 B-tree，不建唯一约束。去重的 NOT EXISTS 不带分区键，须查遍各分区的索引，八年不足一百个分区；耗时须以预计历史量与单批量实测（LD-10 TC-ING-01），此处不预先宣布可接受。</w:t>
+        <w:t>raw 表按月分区，分区键为落地时间 ingested_at（2026-10-18 补充，DD-88）。raw 是按落地时间消费的——staging 按批次消费：以 ingested_at 为第一水位，以隔离放行时间为第二水位（见下段）——不按业务时间，故与 DD-79 的归日依据规则不冲突。现在分区是一行配置，日后对数亿行只追加的表拷贝重建是以周计的窗口（DD-77 的同一论证）。索引按 DD-78：ingested_at 用 BRIN（只追加）；(run_id, batch_seq) 与幂等键加 content_hash 用 B-tree，不建唯一约束。去重的 NOT EXISTS 不带分区键，须查遍各分区的索引，八年不足一百个分区；耗时须以预计历史量与单批量实测（LD-10 TC-DISC-20），此处不预先宣布可接受。</w:t>
       </w:r>
     </w:p>
     <w:p>

--- a/LD-02_数据模型详细设计.docx
+++ b/LD-02_数据模型详细设计.docx
@@ -2832,6 +2832,17 @@
           <w:sz w:val="21"/>
         </w:rPr>
         <w:t>双语名称：源系统仅提供单一语言时，由 M-10 维护双语对照（REQ-RPT-09）。每张维度的 name_ar 与 name_en 均为非空列，强制这件事在数据进入 core 之前完成。</w:t>
+      </w:r>
+    </w:p>
+    <w:p>
+      <w:pPr/>
+      <w:r>
+        <w:rPr>
+          <w:rFonts w:ascii="微软雅黑" w:hAnsi="微软雅黑" w:eastAsia="微软雅黑"/>
+          <w:b w:val="0"/>
+          <w:sz w:val="21"/>
+        </w:rPr>
+        <w:t>【2026-10-27 补充，DD-94】缓变维的两条落地规则。一、源端不给生效时刻的，valid_from 取该版本在源端生效的时刻（ICP 取同步的 endTime），取不到用批次落地时刻并在列注释注明；同一实体的第一个版本 valid_from 取一个早于任何事实的哨兵时刻（sk_scd 须能表示它），否则第一份快照之前的事实永远关联不到维度——这是推断，列注释写明。二、双语名称：源端只给一种名称时，name_ar 与 name_en 先写源端原文，译名经 meta.label_override 覆盖、展现层取用（DD-56「回落显示源端原文」）；「双语在进入 core 之前完成」只约束 CAD 字典等有人工译名流程的维度，不阻塞 ICP 同步的新队列进入 core。</w:t>
       </w:r>
     </w:p>
     <w:p>

--- a/LD-02_数据模型详细设计.docx
+++ b/LD-02_数据模型详细设计.docx
@@ -2843,6 +2843,17 @@
           <w:sz w:val="21"/>
         </w:rPr>
         <w:t>【2026-10-27 补充，DD-94】缓变维的两条落地规则。一、源端不给生效时刻的，valid_from 取该版本在源端生效的时刻（ICP 取同步的 endTime），取不到用批次落地时刻并在列注释注明；同一实体的第一个版本 valid_from 取一个早于任何事实的哨兵时刻（sk_scd 须能表示它），否则第一份快照之前的事实永远关联不到维度——这是推断，列注释写明。二、双语名称：源端只给一种名称时，name_ar 与 name_en 先写源端原文，译名经 meta.label_override 覆盖、展现层取用（DD-56「回落显示源端原文」）；「双语在进入 core 之前完成」只约束 CAD 字典等有人工译名流程的维度，不阻塞 ICP 同步的新队列进入 core。</w:t>
+      </w:r>
+    </w:p>
+    <w:p>
+      <w:pPr/>
+      <w:r>
+        <w:rPr>
+          <w:rFonts w:ascii="微软雅黑" w:hAnsi="微软雅黑" w:eastAsia="微软雅黑"/>
+          <w:b w:val="0"/>
+          <w:sz w:val="21"/>
+        </w:rPr>
+        <w:t>【2026-10-28 补充，DD-94 十六】第三条规则：维度属性来自两个以上来源时（如 dim_agent 的姓名来自 ICP 快照、业务角色来自 M-10），SCD2 的版本按全部来源变化点的并集切分，每个变化点一版，不得把不同生效时刻的变化合成一版——否则后到的属性会被提前到先到的变化点生效（08:00 源端改名、09:00 标为主管，合成一版则 08:00–09:00 的话单也关联到主管版本）。因此人工维护的维度属性一律存为带生效区间的变更记录（valid_from / valid_to / changed_by / reason），撤销是关区间，不删行；「当前标志」式的存法无法参与版本切分，不采用。</w:t>
       </w:r>
     </w:p>
     <w:p>

--- a/LD-02_数据模型详细设计.docx
+++ b/LD-02_数据模型详细设计.docx
@@ -3431,6 +3431,11 @@
     </w:tbl>
     <w:p/>
     <w:p>
+      <w:r>
+        <w:t>【2026-10-30 补充，DD-96 · DD-97】fact_call 增列 is_complete（末腿已到）；dim_call_result 取值改为 answered · abandoned · unanswered_system · ivr_only（结构变更）。话务 mart 第一组四张表与注册表对应规则见 LD-03 2.4 与第 5 章补充。</w:t>
+      </w:r>
+    </w:p>
+    <w:p>
       <w:pPr>
         <w:pStyle w:val="Heading1"/>
       </w:pPr>
